--- a/docs/01-workshop-1/1. Project Ideation.docx
+++ b/docs/01-workshop-1/1. Project Ideation.docx
@@ -398,7 +398,7 @@
               <w:rPr>
                 <w:sz w:val="18"/>
               </w:rPr>
-              <w:t>• AI able to explain a selected passage usefully, at acceptable latency on student hardware (on-device vs hosted is the open research question)</w:t>
+              <w:t>• AI able to explain a selected passage usefully, at acceptable latency, using free cloud models by default and paid models the student can choose (decided in Workshop 3)</w:t>
             </w:r>
           </w:p>
           <w:p>
